--- a/rapports/2026-06-06/EQ20/EQ20_sup_v2/DR_052101000088/31-70-79-04.docx
+++ b/rapports/2026-06-06/EQ20/EQ20_sup_v2/DR_052101000088/31-70-79-04.docx
@@ -297,7 +297,7 @@
           <w:color w:val="1F6FEB"/>
           <w:sz w:val="22"/>
         </w:rPr>
-        <w:t>⚠ INCOHÉRENCES À CORRIGER (81)</w:t>
+        <w:t>⚠ INCOHÉRENCES À CORRIGER (79)</w:t>
       </w:r>
     </w:p>
     <w:tbl>
@@ -608,7 +608,7 @@
                 <w:i w:val="0"/>
                 <w:sz w:val="16"/>
               </w:rPr>
-              <w:t>S02</w:t>
+              <w:t>S11</w:t>
               <w:br/>
             </w:r>
             <w:r>
@@ -618,7 +618,7 @@
                 <w:color w:val="64748B"/>
                 <w:sz w:val="14"/>
               </w:rPr>
-              <w:t>Éducation</w:t>
+              <w:t>Logement / cadre de vie</w:t>
             </w:r>
           </w:p>
         </w:tc>
@@ -634,7 +634,7 @@
                 <w:color w:val="16A34A"/>
                 <w:sz w:val="16"/>
               </w:rPr>
-              <w:t>—</w:t>
+              <w:t>s01q36, s01q38, s04q24, s02q13, s11q35a, s11q35b_code</w:t>
             </w:r>
           </w:p>
         </w:tc>
@@ -665,7 +665,7 @@
                 <w:i w:val="0"/>
                 <w:sz w:val="17"/>
               </w:rPr>
-              <w:t>Incohérence!!! seulement les écoles privées paient les frais de scolarité (y compris les frais d'inscription).</w:t>
+              <w:t>Le montant de la dernière facture d'électricité est de 86300 FCFA Tous les 2 mois qui semble incohérent, Prière de vérifier les questions 11.35a et 11.35b auprès du ménage ou confirmer.</w:t>
             </w:r>
           </w:p>
         </w:tc>
@@ -698,7 +698,7 @@
                 <w:i w:val="0"/>
                 <w:sz w:val="16"/>
               </w:rPr>
-              <w:t>S11</w:t>
+              <w:t>S16</w:t>
               <w:br/>
             </w:r>
             <w:r>
@@ -708,7 +708,7 @@
                 <w:color w:val="64748B"/>
                 <w:sz w:val="14"/>
               </w:rPr>
-              <w:t>Logement / cadre de vie</w:t>
+              <w:t>Agriculture</w:t>
             </w:r>
           </w:p>
         </w:tc>
@@ -724,7 +724,7 @@
                 <w:color w:val="16A34A"/>
                 <w:sz w:val="16"/>
               </w:rPr>
-              <w:t>s01q36, s01q38, s04q24, s02q13, s11q35a, s11q35b_code</w:t>
+              <w:t>—</w:t>
             </w:r>
           </w:p>
         </w:tc>
@@ -755,7 +755,7 @@
                 <w:i w:val="0"/>
                 <w:sz w:val="17"/>
               </w:rPr>
-              <w:t>Le montant de la dernière facture d'électricité est de 86300 FCFA Tous les 2 mois qui semble incohérent, Prière de vérifier les questions 11.35a et 11.35b auprès du ménage ou confirmer.</w:t>
+              <w:t>Prière de corriger cette incoherence.</w:t>
             </w:r>
           </w:p>
         </w:tc>
@@ -814,7 +814,7 @@
                 <w:color w:val="16A34A"/>
                 <w:sz w:val="16"/>
               </w:rPr>
-              <w:t>—</w:t>
+              <w:t>s00q07a, s00q08, s00q10, s00q13_0, s00q15_0, s00q17_0, s00q23a, s00q23b</w:t>
             </w:r>
           </w:p>
         </w:tc>
@@ -845,7 +845,7 @@
                 <w:i w:val="0"/>
                 <w:sz w:val="17"/>
               </w:rPr>
-              <w:t>Prière de corriger cette incoherence.</w:t>
+              <w:t>La somme des quantités consommées (0 kg), des quantités offertes (0 kg),  des quantités vendus (100 kg) et des quantités en stock (0 kg) depasse la quantité totale (4 kg) que le ménage a eu après la recolte de Laitue , prière de corriger cette incoherence.</w:t>
             </w:r>
           </w:p>
         </w:tc>
@@ -904,7 +904,7 @@
                 <w:color w:val="16A34A"/>
                 <w:sz w:val="16"/>
               </w:rPr>
-              <w:t>s00q07a, s00q08, s00q10, s00q13_0, s00q15_0, s00q17_0, s00q23a, s00q23b</w:t>
+              <w:t>s16dq05a, s16dq05c</w:t>
             </w:r>
           </w:p>
         </w:tc>
@@ -935,7 +935,7 @@
                 <w:i w:val="0"/>
                 <w:sz w:val="17"/>
               </w:rPr>
-              <w:t>La somme des quantités consommées (0 kg), des quantités offertes (0 kg),  des quantités vendus (100 kg) et des quantités en stock (0 kg) depasse la quantité totale (4 kg) que le ménage a eu après la recolte de Laitue , prière de corriger cette incoherence.</w:t>
+              <w:t>La quantité de s16dq05a estimée en Kg est incohérente avec la prise dans la question s16dq05c, prière de bien estimer et mettre la valeur exacte.</w:t>
             </w:r>
           </w:p>
         </w:tc>
@@ -994,7 +994,7 @@
                 <w:color w:val="16A34A"/>
                 <w:sz w:val="16"/>
               </w:rPr>
-              <w:t>s16dq05a, s16dq05c</w:t>
+              <w:t>s00q07a, s00q08, s00q10, s00q13_0, s00q15_0, s00q17_0, s00q23a, s00q23b</w:t>
             </w:r>
           </w:p>
         </w:tc>
@@ -1025,7 +1025,7 @@
                 <w:i w:val="0"/>
                 <w:sz w:val="17"/>
               </w:rPr>
-              <w:t>La quantité de s16dq05a estimée en Kg est incohérente avec la prise dans la question s16dq05c, prière de bien estimer et mettre la valeur exacte.</w:t>
+              <w:t>La somme des quantités consommées (0 kg), des quantités offertes (0 kg),  des quantités vendus (300 kg) et des quantités en stock (0 kg) depasse la quantité totale (4 kg) que le ménage a eu après la recolte de Menthe , prière de corriger cette incoherence.</w:t>
             </w:r>
           </w:p>
         </w:tc>
@@ -1058,7 +1058,7 @@
                 <w:i w:val="0"/>
                 <w:sz w:val="16"/>
               </w:rPr>
-              <w:t>S16</w:t>
+              <w:t>S19</w:t>
               <w:br/>
             </w:r>
             <w:r>
@@ -1068,7 +1068,7 @@
                 <w:color w:val="64748B"/>
                 <w:sz w:val="14"/>
               </w:rPr>
-              <w:t>Agriculture</w:t>
+              <w:t>Entreprises non agricoles</w:t>
             </w:r>
           </w:p>
         </w:tc>
@@ -1084,7 +1084,7 @@
                 <w:color w:val="16A34A"/>
                 <w:sz w:val="16"/>
               </w:rPr>
-              <w:t>s00q07a, s00q08, s00q10, s00q13_0, s00q15_0, s00q17_0, s00q23a, s00q23b</w:t>
+              <w:t>s01q02, s02q01__1, s02q02__1, s02q03__1, s02q15, s03q17, s04q28, s04q35d</w:t>
             </w:r>
           </w:p>
         </w:tc>
@@ -1115,7 +1115,7 @@
                 <w:i w:val="0"/>
                 <w:sz w:val="17"/>
               </w:rPr>
-              <w:t>La somme des quantités consommées (0 kg), des quantités offertes (0 kg),  des quantités vendus (300 kg) et des quantités en stock (0 kg) depasse la quantité totale (4 kg) que le ménage a eu après la recolte de Menthe , prière de corriger cette incoherence.</w:t>
+              <w:t>Incohérence!! Le prix de revente de Abreuvoir / Mangeoire dans cette section 19 ne doit pas être égal 0 même si le ménage l'a reçu en cadeau prière de leurs aider à faire une estimation.</w:t>
             </w:r>
           </w:p>
         </w:tc>
@@ -1205,7 +1205,7 @@
                 <w:i w:val="0"/>
                 <w:sz w:val="17"/>
               </w:rPr>
-              <w:t>Incohérence!! Le prix de revente de Abreuvoir / Mangeoire dans cette section 19 ne doit pas être égal 0 même si le ménage l'a reçu en cadeau prière de leurs aider à faire une estimation.</w:t>
+              <w:t>Incohérence!! Le prix de revente de Houe/daba/hilaire dans cette section 19 ne doit pas être égal 0 même si le ménage l'a reçu en cadeau prière de leurs aider à faire une estimation.</w:t>
             </w:r>
           </w:p>
         </w:tc>
@@ -1295,7 +1295,7 @@
                 <w:i w:val="0"/>
                 <w:sz w:val="17"/>
               </w:rPr>
-              <w:t>Incohérence!! Le prix de revente de Houe/daba/hilaire dans cette section 19 ne doit pas être égal 0 même si le ménage l'a reçu en cadeau prière de leurs aider à faire une estimation.</w:t>
+              <w:t>Incohérence!! Le prix de revente de Machette dans cette section 19 ne doit pas être égal 0 même si le ménage l'a reçu en cadeau prière de leurs aider à faire une estimation.</w:t>
             </w:r>
           </w:p>
         </w:tc>
@@ -1310,10 +1310,10 @@
               <w:rPr>
                 <w:b/>
                 <w:i w:val="0"/>
-                <w:color w:val="DC2626"/>
-                <w:sz w:val="16"/>
-              </w:rPr>
-              <w:t>Haute</w:t>
+                <w:color w:val="EA580C"/>
+                <w:sz w:val="16"/>
+              </w:rPr>
+              <w:t>Moyenne</w:t>
             </w:r>
           </w:p>
         </w:tc>
@@ -1328,7 +1328,7 @@
                 <w:i w:val="0"/>
                 <w:sz w:val="16"/>
               </w:rPr>
-              <w:t>S19</w:t>
+              <w:t>S00</w:t>
               <w:br/>
             </w:r>
             <w:r>
@@ -1338,7 +1338,7 @@
                 <w:color w:val="64748B"/>
                 <w:sz w:val="14"/>
               </w:rPr>
-              <w:t>Entreprises non agricoles</w:t>
+              <w:t>Identification</w:t>
             </w:r>
           </w:p>
         </w:tc>
@@ -1354,7 +1354,7 @@
                 <w:color w:val="16A34A"/>
                 <w:sz w:val="16"/>
               </w:rPr>
-              <w:t>s01q02, s02q01__1, s02q02__1, s02q03__1, s02q15, s03q17, s04q28, s04q35d</w:t>
+              <w:t>—</w:t>
             </w:r>
           </w:p>
         </w:tc>
@@ -1385,7 +1385,7 @@
                 <w:i w:val="0"/>
                 <w:sz w:val="17"/>
               </w:rPr>
-              <w:t>Incohérence!! Le prix de revente de Machette dans cette section 19 ne doit pas être égal 0 même si le ménage l'a reçu en cadeau prière de leurs aider à faire une estimation.</w:t>
+              <w:t>L'adresse ou la localisation du ménage doit être bien renseignée, ne doit pas contenir des numéros de téléphone et elle semble courte pour être une adresse.</w:t>
             </w:r>
           </w:p>
         </w:tc>
@@ -1475,7 +1475,7 @@
                 <w:i w:val="0"/>
                 <w:sz w:val="17"/>
               </w:rPr>
-              <w:t>L'adresse ou la localisation du ménage doit être bien renseignée, ne doit pas contenir des numéros de téléphone et elle semble courte pour être une adresse.</w:t>
+              <w:t>Prière de renseigner la bonne adresse.</w:t>
             </w:r>
           </w:p>
         </w:tc>
@@ -1508,7 +1508,7 @@
                 <w:i w:val="0"/>
                 <w:sz w:val="16"/>
               </w:rPr>
-              <w:t>S00</w:t>
+              <w:t>S01</w:t>
               <w:br/>
             </w:r>
             <w:r>
@@ -1518,7 +1518,7 @@
                 <w:color w:val="64748B"/>
                 <w:sz w:val="14"/>
               </w:rPr>
-              <w:t>Identification</w:t>
+              <w:t>Démographie</w:t>
             </w:r>
           </w:p>
         </w:tc>
@@ -1534,7 +1534,7 @@
                 <w:color w:val="16A34A"/>
                 <w:sz w:val="16"/>
               </w:rPr>
-              <w:t>—</w:t>
+              <w:t>s01q10_1</w:t>
             </w:r>
           </w:p>
         </w:tc>
@@ -1565,187 +1565,7 @@
                 <w:i w:val="0"/>
                 <w:sz w:val="17"/>
               </w:rPr>
-              <w:t>Prière de renseigner la bonne adresse.</w:t>
-            </w:r>
-          </w:p>
-        </w:tc>
-      </w:tr>
-      <w:tr>
-        <w:tc>
-          <w:tcPr>
-            <w:tcW w:type="dxa" w:w="964"/>
-          </w:tcPr>
-          <w:p>
-            <w:r>
-              <w:rPr>
-                <w:b/>
-                <w:i w:val="0"/>
-                <w:color w:val="EA580C"/>
-                <w:sz w:val="16"/>
-              </w:rPr>
-              <w:t>Moyenne</w:t>
-            </w:r>
-          </w:p>
-        </w:tc>
-        <w:tc>
-          <w:tcPr>
-            <w:tcW w:type="dxa" w:w="1247"/>
-          </w:tcPr>
-          <w:p>
-            <w:r>
-              <w:rPr>
-                <w:b/>
-                <w:i w:val="0"/>
-                <w:sz w:val="16"/>
-              </w:rPr>
-              <w:t>S01</w:t>
-              <w:br/>
-            </w:r>
-            <w:r>
-              <w:rPr>
-                <w:b w:val="0"/>
-                <w:i w:val="0"/>
-                <w:color w:val="64748B"/>
-                <w:sz w:val="14"/>
-              </w:rPr>
-              <w:t>Démographie</w:t>
-            </w:r>
-          </w:p>
-        </w:tc>
-        <w:tc>
-          <w:tcPr>
-            <w:tcW w:type="dxa" w:w="1531"/>
-          </w:tcPr>
-          <w:p>
-            <w:r>
-              <w:rPr>
-                <w:b/>
-                <w:i w:val="0"/>
-                <w:color w:val="16A34A"/>
-                <w:sz w:val="16"/>
-              </w:rPr>
-              <w:t>s01q10_1</w:t>
-            </w:r>
-          </w:p>
-        </w:tc>
-        <w:tc>
-          <w:tcPr>
-            <w:tcW w:type="dxa" w:w="1191"/>
-          </w:tcPr>
-          <w:p>
-            <w:r>
-              <w:rPr>
-                <w:b w:val="0"/>
-                <w:i w:val="0"/>
-                <w:color w:val="64748B"/>
-                <w:sz w:val="16"/>
-              </w:rPr>
-              <w:t>GT-CQ</w:t>
-            </w:r>
-          </w:p>
-        </w:tc>
-        <w:tc>
-          <w:tcPr>
-            <w:tcW w:type="dxa" w:w="4706"/>
-          </w:tcPr>
-          <w:p>
-            <w:r>
-              <w:rPr>
-                <w:b w:val="0"/>
-                <w:i w:val="0"/>
-                <w:sz w:val="17"/>
-              </w:rPr>
               <w:t>La taille du ménage lors de l'enquête principale (19) de ce ménage est inférieur à la taille du denombrement (20), prière de fournir des explications concrètes ou aller revisiter le ménage.</w:t>
-            </w:r>
-          </w:p>
-        </w:tc>
-      </w:tr>
-      <w:tr>
-        <w:tc>
-          <w:tcPr>
-            <w:tcW w:type="dxa" w:w="964"/>
-          </w:tcPr>
-          <w:p>
-            <w:r>
-              <w:rPr>
-                <w:b/>
-                <w:i w:val="0"/>
-                <w:color w:val="EA580C"/>
-                <w:sz w:val="16"/>
-              </w:rPr>
-              <w:t>Moyenne</w:t>
-            </w:r>
-          </w:p>
-        </w:tc>
-        <w:tc>
-          <w:tcPr>
-            <w:tcW w:type="dxa" w:w="1247"/>
-          </w:tcPr>
-          <w:p>
-            <w:r>
-              <w:rPr>
-                <w:b/>
-                <w:i w:val="0"/>
-                <w:sz w:val="16"/>
-              </w:rPr>
-              <w:t>S02</w:t>
-              <w:br/>
-            </w:r>
-            <w:r>
-              <w:rPr>
-                <w:b w:val="0"/>
-                <w:i w:val="0"/>
-                <w:color w:val="64748B"/>
-                <w:sz w:val="14"/>
-              </w:rPr>
-              <w:t>Éducation</w:t>
-            </w:r>
-          </w:p>
-        </w:tc>
-        <w:tc>
-          <w:tcPr>
-            <w:tcW w:type="dxa" w:w="1531"/>
-          </w:tcPr>
-          <w:p>
-            <w:r>
-              <w:rPr>
-                <w:b/>
-                <w:i w:val="0"/>
-                <w:color w:val="16A34A"/>
-                <w:sz w:val="16"/>
-              </w:rPr>
-              <w:t>—</w:t>
-            </w:r>
-          </w:p>
-        </w:tc>
-        <w:tc>
-          <w:tcPr>
-            <w:tcW w:type="dxa" w:w="1191"/>
-          </w:tcPr>
-          <w:p>
-            <w:r>
-              <w:rPr>
-                <w:b w:val="0"/>
-                <w:i w:val="0"/>
-                <w:color w:val="64748B"/>
-                <w:sz w:val="16"/>
-              </w:rPr>
-              <w:t>GT-CQ</w:t>
-            </w:r>
-          </w:p>
-        </w:tc>
-        <w:tc>
-          <w:tcPr>
-            <w:tcW w:type="dxa" w:w="4706"/>
-          </w:tcPr>
-          <w:p>
-            <w:r>
-              <w:rPr>
-                <w:b w:val="0"/>
-                <w:i w:val="0"/>
-                <w:sz w:val="17"/>
-              </w:rPr>
-              <w:t>veuillez, s'il vous plait, confirmer les frais de scolarité ( 2000 FCFA) payée de KHADIA ROUGUI SILEY SY avec le QG ou apporter les corrections nécessaires.</w:t>
             </w:r>
           </w:p>
         </w:tc>
